--- a/project ideas.docx
+++ b/project ideas.docx
@@ -3,6 +3,47 @@
 <w:document xmlns:wpc="http://schemas.microsoft.com/office/word/2010/wordprocessingCanvas" xmlns:cx="http://schemas.microsoft.com/office/drawing/2014/chartex" xmlns:cx1="http://schemas.microsoft.com/office/drawing/2015/9/8/chartex" xmlns:cx2="http://schemas.microsoft.com/office/drawing/2015/10/21/chartex" xmlns:cx3="http://schemas.microsoft.com/office/drawing/2016/5/9/chartex" xmlns:cx4="http://schemas.microsoft.com/office/drawing/2016/5/10/chartex" xmlns:cx5="http://schemas.microsoft.com/office/drawing/2016/5/11/chartex" xmlns:cx6="http://schemas.microsoft.com/office/drawing/2016/5/12/chartex" xmlns:cx7="http://schemas.microsoft.com/office/drawing/2016/5/13/chartex" xmlns:cx8="http://schemas.microsoft.com/office/drawing/2016/5/14/chartex" xmlns:mc="http://schemas.openxmlformats.org/markup-compatibility/2006" xmlns:aink="http://schemas.microsoft.com/office/drawing/2016/ink" xmlns:am3d="http://schemas.microsoft.com/office/drawing/2017/model3d" xmlns:o="urn:schemas-microsoft-com:office:office" xmlns:oel="http://schemas.microsoft.com/office/2019/extlst" xmlns:r="http://schemas.openxmlformats.org/officeDocument/2006/relationships" xmlns:m="http://schemas.openxmlformats.org/officeDocument/2006/math" xmlns:v="urn:schemas-microsoft-com:vml" xmlns:wp14="http://schemas.microsoft.com/office/word/2010/wordprocessingDrawing" xmlns:wp="http://schemas.openxmlformats.org/drawingml/2006/wordprocessingDrawing" xmlns:w10="urn:schemas-microsoft-com:office:word" xmlns:w="http://schemas.openxmlformats.org/wordprocessingml/2006/main" xmlns:w14="http://schemas.microsoft.com/office/word/2010/wordml" xmlns:w15="http://schemas.microsoft.com/office/word/2012/wordml" xmlns:w16cex="http://schemas.microsoft.com/office/word/2018/wordml/cex" xmlns:w16cid="http://schemas.microsoft.com/office/word/2016/wordml/cid" xmlns:w16="http://schemas.microsoft.com/office/word/2018/wordml" xmlns:w16du="http://schemas.microsoft.com/office/word/2023/wordml/word16du" xmlns:w16sdtdh="http://schemas.microsoft.com/office/word/2020/wordml/sdtdatahash" xmlns:w16sdtfl="http://schemas.microsoft.com/office/word/2024/wordml/sdtformatlock" xmlns:w16se="http://schemas.microsoft.com/office/word/2015/wordml/symex" xmlns:wpg="http://schemas.microsoft.com/office/word/2010/wordprocessingGroup" xmlns:wpi="http://schemas.microsoft.com/office/word/2010/wordprocessingInk" xmlns:wne="http://schemas.microsoft.com/office/word/2006/wordml" xmlns:wps="http://schemas.microsoft.com/office/word/2010/wordprocessingShape" mc:Ignorable="w14 w15 w16se w16cid w16 w16cex w16sdtdh w16sdtfl w16du wp14">
   <w:body>
     <w:p>
+      <w:pPr>
+        <w:jc w:val="center"/>
+        <w:rPr>
+          <w:b/>
+          <w:bCs/>
+        </w:rPr>
+      </w:pPr>
+      <w:r>
+        <w:rPr>
+          <w:b/>
+          <w:bCs/>
+        </w:rPr>
+        <w:t>PROJECT IDEAS</w:t>
+      </w:r>
+    </w:p>
+    <w:p>
+      <w:pPr>
+        <w:rPr>
+          <w:b/>
+          <w:bCs/>
+        </w:rPr>
+      </w:pPr>
+      <w:r>
+        <w:rPr>
+          <w:b/>
+          <w:bCs/>
+        </w:rPr>
+        <w:t>Name:</w:t>
+      </w:r>
+      <w:r>
+        <w:t xml:space="preserve"> Nkemjika Nkemjika uche</w:t>
+      </w:r>
+      <w:r>
+        <w:rPr>
+          <w:b/>
+          <w:bCs/>
+        </w:rPr>
+        <w:t xml:space="preserve"> </w:t>
+      </w:r>
+    </w:p>
+    <w:p>
       <w:r>
         <w:rPr>
           <w:b/>
@@ -25,18 +66,19 @@
       </w:r>
     </w:p>
     <w:p>
-      <w:pPr>
-        <w:rPr>
-          <w:b/>
-          <w:bCs/>
-        </w:rPr>
-      </w:pPr>
-      <w:r>
-        <w:rPr>
-          <w:b/>
-          <w:bCs/>
-        </w:rPr>
-        <w:t>Name</w:t>
+      <w:r>
+        <w:rPr>
+          <w:b/>
+          <w:bCs/>
+        </w:rPr>
+        <w:t xml:space="preserve">Topic </w:t>
+      </w:r>
+      <w:r>
+        <w:rPr>
+          <w:b/>
+          <w:bCs/>
+        </w:rPr>
+        <w:t>1</w:t>
       </w:r>
       <w:r>
         <w:rPr>
@@ -46,844 +88,806 @@
         <w:t>:</w:t>
       </w:r>
       <w:r>
-        <w:t xml:space="preserve"> Nkemjika </w:t>
+        <w:t xml:space="preserve"> Threat Modelling and Risk Assessment Framework for Multi-Tenant Cloud Service Stacks</w:t>
+      </w:r>
+      <w:r>
+        <w:t>.</w:t>
+      </w:r>
+    </w:p>
+    <w:p>
+      <w:pPr>
+        <w:rPr>
+          <w:b/>
+          <w:bCs/>
+        </w:rPr>
+      </w:pPr>
+      <w:r>
+        <w:rPr>
+          <w:b/>
+          <w:bCs/>
+        </w:rPr>
+        <w:t>Background</w:t>
+      </w:r>
+    </w:p>
+    <w:p>
+      <w:r>
+        <w:t xml:space="preserve">Multi-tenant cloud </w:t>
+      </w:r>
+      <w:r>
+        <w:t>system</w:t>
+      </w:r>
+      <w:r>
+        <w:t xml:space="preserve"> host workloads from</w:t>
+      </w:r>
+      <w:r>
+        <w:t xml:space="preserve"> different</w:t>
+      </w:r>
+      <w:r>
+        <w:t xml:space="preserve"> organizations on shared resource</w:t>
+      </w:r>
+      <w:r>
+        <w:t>s leading to increased</w:t>
+      </w:r>
+      <w:r>
+        <w:t xml:space="preserve"> security risks due to cross-tenant attacks, privilege escalation, and misconfigurations. A</w:t>
+      </w:r>
+      <w:r>
+        <w:t xml:space="preserve"> </w:t>
+      </w:r>
+      <w:r>
+        <w:t xml:space="preserve">threat-modelling and risk-assessment framework can help organizations </w:t>
+      </w:r>
+      <w:r>
+        <w:t>e</w:t>
+      </w:r>
+      <w:r>
+        <w:t xml:space="preserve">xamine </w:t>
+      </w:r>
+      <w:r>
+        <w:t>and</w:t>
+      </w:r>
+      <w:r>
+        <w:t xml:space="preserve"> mitigate vulnerabilities.</w:t>
+      </w:r>
+    </w:p>
+    <w:p>
+      <w:pPr>
+        <w:rPr>
+          <w:b/>
+          <w:bCs/>
+        </w:rPr>
+      </w:pPr>
+      <w:r>
+        <w:rPr>
+          <w:b/>
+          <w:bCs/>
+        </w:rPr>
+        <w:t>Aims</w:t>
+      </w:r>
+    </w:p>
+    <w:p>
+      <w:r>
+        <w:t>To identify common threat vectors in multi-tenant cloud environments.</w:t>
+      </w:r>
+    </w:p>
+    <w:p>
+      <w:r>
+        <w:t>T</w:t>
+      </w:r>
+      <w:r>
+        <w:t>o create a method to compare and evaluate risks specifically for systems where multiple users share the same resources.</w:t>
+      </w:r>
+    </w:p>
+    <w:p>
+      <w:r>
+        <w:t>To evaluate how existing frameworks (e.g., STRIDE, DREAD) adapt to cloud multi-tenancy.</w:t>
+      </w:r>
+    </w:p>
+    <w:p>
+      <w:pPr>
+        <w:rPr>
+          <w:b/>
+          <w:bCs/>
+        </w:rPr>
+      </w:pPr>
+      <w:r>
+        <w:rPr>
+          <w:b/>
+          <w:bCs/>
+        </w:rPr>
+        <w:t>Research Questions</w:t>
+      </w:r>
+    </w:p>
+    <w:p>
+      <w:r>
+        <w:t>What unique risks are introduced by multi-tenant cloud deployments?</w:t>
+      </w:r>
+    </w:p>
+    <w:p>
+      <w:r>
+        <w:t>How do traditional threat-modelling approaches fall short in cloud contexts?</w:t>
+      </w:r>
+    </w:p>
+    <w:p>
+      <w:r>
+        <w:t>Can a hybrid risk-assessment framework improve detection and prioritization?</w:t>
+      </w:r>
+    </w:p>
+    <w:p>
+      <w:pPr>
+        <w:rPr>
+          <w:b/>
+          <w:bCs/>
+        </w:rPr>
+      </w:pPr>
+      <w:r>
+        <w:rPr>
+          <w:b/>
+          <w:bCs/>
+        </w:rPr>
+        <w:t>Methodology</w:t>
+      </w:r>
+    </w:p>
+    <w:p>
+      <w:r>
+        <w:t>Conduct systematic literature review of cloud threat models.</w:t>
+      </w:r>
+    </w:p>
+    <w:p>
+      <w:r>
+        <w:t>Perform case analysis on recent real-world incidents.</w:t>
+      </w:r>
+    </w:p>
+    <w:p>
+      <w:r>
+        <w:t>Propose and validate a hybrid assessment framework using scenario-based analysis.</w:t>
+      </w:r>
+    </w:p>
+    <w:p>
+      <w:pPr>
+        <w:rPr>
+          <w:b/>
+          <w:bCs/>
+        </w:rPr>
+      </w:pPr>
+      <w:r>
+        <w:rPr>
+          <w:b/>
+          <w:bCs/>
+        </w:rPr>
+        <w:t>Expected Deliverables</w:t>
+      </w:r>
+    </w:p>
+    <w:p>
+      <w:r>
+        <w:t>A taxonomy of multi-tenant cloud threats.</w:t>
+      </w:r>
+    </w:p>
+    <w:p>
+      <w:r>
+        <w:t>A new/extended risk-assessment model for cloud service providers.</w:t>
+      </w:r>
+    </w:p>
+    <w:p>
+      <w:r>
+        <w:t>Recommendations for cloud security policy makers.</w:t>
+      </w:r>
+    </w:p>
+    <w:p>
+      <w:pPr>
+        <w:rPr>
+          <w:b/>
+          <w:bCs/>
+        </w:rPr>
+      </w:pPr>
+      <w:r>
+        <w:rPr>
+          <w:b/>
+          <w:bCs/>
+        </w:rPr>
+        <w:lastRenderedPageBreak/>
+        <w:t>Conference paper</w:t>
+      </w:r>
+      <w:r>
+        <w:rPr>
+          <w:b/>
+          <w:bCs/>
+        </w:rPr>
+        <w:t xml:space="preserve"> 1</w:t>
+      </w:r>
+      <w:r>
+        <w:rPr>
+          <w:b/>
+          <w:bCs/>
+        </w:rPr>
+        <w:t>:</w:t>
+      </w:r>
+      <w:r>
+        <w:rPr>
+          <w:b/>
+          <w:bCs/>
+        </w:rPr>
+        <w:t xml:space="preserve"> </w:t>
+      </w:r>
+    </w:p>
+    <w:p>
+      <w:r>
+        <w:t xml:space="preserve"> </w:t>
+      </w:r>
+      <w:r>
+        <w:t xml:space="preserve">H. Liang, H. Liu, F. Dang, L. Yan and D. Li, "Information System Security Protection Based on SDN Technology in Cloud Computing Environment," 2021 IEEE International Conference on Advances in Electrical Engineering and Computer Applications (AEECA), Dalian, China, 2021, pp. 432-435, </w:t>
       </w:r>
       <w:proofErr w:type="spellStart"/>
       <w:r>
-        <w:t>Nkemjika</w:t>
+        <w:t>doi</w:t>
       </w:r>
       <w:proofErr w:type="spellEnd"/>
       <w:r>
-        <w:t xml:space="preserve"> </w:t>
-      </w:r>
-      <w:proofErr w:type="spellStart"/>
-      <w:r>
-        <w:t>uche</w:t>
-      </w:r>
-      <w:proofErr w:type="spellEnd"/>
-      <w:r>
-        <w:rPr>
-          <w:b/>
-          <w:bCs/>
-        </w:rPr>
-        <w:t xml:space="preserve"> </w:t>
-      </w:r>
-    </w:p>
-    <w:p>
-      <w:r>
-        <w:rPr>
-          <w:b/>
-          <w:bCs/>
-        </w:rPr>
-        <w:t>Topic</w:t>
-      </w:r>
-      <w:r>
-        <w:rPr>
-          <w:b/>
-          <w:bCs/>
-        </w:rPr>
-        <w:t xml:space="preserve">: </w:t>
-      </w:r>
-      <w:r>
-        <w:rPr>
-          <w:b/>
-          <w:bCs/>
-        </w:rPr>
-        <w:t>data privacy and security in patient information systems</w:t>
-      </w:r>
-    </w:p>
-    <w:p>
-      <w:pPr>
-        <w:pStyle w:val="ListParagraph"/>
-        <w:numPr>
-          <w:ilvl w:val="0"/>
-          <w:numId w:val="7"/>
-        </w:numPr>
-        <w:rPr>
-          <w:b/>
-          <w:bCs/>
-        </w:rPr>
-      </w:pPr>
-      <w:r>
-        <w:t xml:space="preserve">Study how hospitals handle patient data under </w:t>
-      </w:r>
-      <w:r>
-        <w:rPr>
-          <w:b/>
-          <w:bCs/>
-        </w:rPr>
-        <w:t>HIPPA/G</w:t>
-      </w:r>
-      <w:r>
-        <w:rPr>
-          <w:b/>
-          <w:bCs/>
-        </w:rPr>
-        <w:t>DPR</w:t>
-      </w:r>
-      <w:r>
-        <w:rPr>
-          <w:b/>
-          <w:bCs/>
-        </w:rPr>
-        <w:t xml:space="preserve"> </w:t>
-      </w:r>
-      <w:r>
-        <w:t xml:space="preserve">(health insurance </w:t>
-      </w:r>
-      <w:r>
-        <w:t>portability</w:t>
-      </w:r>
-      <w:r>
-        <w:t xml:space="preserve"> and accountability</w:t>
-      </w:r>
-      <w:r>
-        <w:t xml:space="preserve"> Act- US 1996 / general data prote</w:t>
-      </w:r>
-      <w:r>
-        <w:t>ction regulation- EU 2018</w:t>
-      </w:r>
-      <w:r>
-        <w:t>)</w:t>
-      </w:r>
-    </w:p>
-    <w:p>
-      <w:pPr>
-        <w:pStyle w:val="ListParagraph"/>
-        <w:numPr>
-          <w:ilvl w:val="0"/>
-          <w:numId w:val="7"/>
-        </w:numPr>
-      </w:pPr>
-      <w:r>
-        <w:t>Evaluate common failures (weak encryption, access control)</w:t>
-      </w:r>
-    </w:p>
-    <w:p>
-      <w:pPr>
-        <w:pStyle w:val="ListParagraph"/>
-        <w:numPr>
-          <w:ilvl w:val="0"/>
-          <w:numId w:val="7"/>
-        </w:numPr>
-      </w:pPr>
-      <w:r>
-        <w:t>Recommend a privacy compliance checklist or framework</w:t>
-      </w:r>
-    </w:p>
-    <w:p>
-      <w:r>
-        <w:rPr>
-          <w:b/>
-          <w:bCs/>
-        </w:rPr>
-        <w:t>Publication that inspired my idea</w:t>
-      </w:r>
-      <w:r>
-        <w:t xml:space="preserve">: </w:t>
-      </w:r>
-    </w:p>
-    <w:p>
-      <w:r>
-        <w:rPr>
-          <w:b/>
-          <w:bCs/>
-        </w:rPr>
-        <w:t>JIMR</w:t>
-      </w:r>
-      <w:r>
-        <w:rPr>
-          <w:b/>
-          <w:bCs/>
-        </w:rPr>
-        <w:t xml:space="preserve"> </w:t>
-      </w:r>
-      <w:r>
-        <w:t>(journal of medical internet research)</w:t>
-      </w:r>
-      <w:r>
-        <w:t xml:space="preserve"> publication 2024.</w:t>
-      </w:r>
-    </w:p>
-    <w:p>
-      <w:pPr>
-        <w:rPr>
-          <w:i/>
-          <w:iCs/>
-        </w:rPr>
-      </w:pPr>
-      <w:r>
-        <w:rPr>
-          <w:i/>
-          <w:iCs/>
-        </w:rPr>
-        <w:t>Patient health record protection beyond the health insurance portability and acc</w:t>
-      </w:r>
-      <w:r>
-        <w:rPr>
-          <w:i/>
-          <w:iCs/>
-        </w:rPr>
-        <w:t>ountability Act: Mixed Methods Study</w:t>
-      </w:r>
-    </w:p>
-    <w:p>
-      <w:pPr>
-        <w:rPr>
-          <w:rFonts w:ascii="Aptos" w:eastAsia="Aptos" w:hAnsi="Aptos" w:cs="Aptos"/>
-        </w:rPr>
-      </w:pPr>
-      <w:hyperlink r:id="rId5">
-        <w:r>
-          <w:rPr>
-            <w:rStyle w:val="Hyperlink"/>
-            <w:rFonts w:ascii="Aptos" w:eastAsia="Aptos" w:hAnsi="Aptos" w:cs="Aptos"/>
-          </w:rPr>
-          <w:t>Patient Health Record Protection Beyond the Health Insurance Portability and Accountability Act: Mixed Methods Study - PubMed</w:t>
-        </w:r>
-      </w:hyperlink>
-    </w:p>
-    <w:p>
-      <w:pPr>
-        <w:rPr>
-          <w:rFonts w:ascii="Aptos" w:eastAsia="Aptos" w:hAnsi="Aptos" w:cs="Aptos"/>
-        </w:rPr>
-      </w:pPr>
-    </w:p>
-    <w:p>
-      <w:pPr>
-        <w:pStyle w:val="ListParagraph"/>
-        <w:numPr>
-          <w:ilvl w:val="0"/>
-          <w:numId w:val="5"/>
-        </w:numPr>
-        <w:rPr>
-          <w:rFonts w:ascii="Aptos" w:eastAsia="Aptos" w:hAnsi="Aptos" w:cs="Aptos"/>
-        </w:rPr>
-      </w:pPr>
-      <w:r>
-        <w:rPr>
-          <w:rFonts w:ascii="Aptos" w:eastAsia="Aptos" w:hAnsi="Aptos" w:cs="Aptos"/>
-        </w:rPr>
-        <w:t>Survey of Laboratory Medicine’s national response to the HSE cyberattack in the Republic of Ireland</w:t>
-      </w:r>
-    </w:p>
-    <w:p>
-      <w:pPr>
-        <w:ind w:left="720"/>
-      </w:pPr>
-      <w:r>
-        <w:rPr>
-          <w:rFonts w:ascii="Aptos" w:eastAsia="Aptos" w:hAnsi="Aptos" w:cs="Aptos"/>
-        </w:rPr>
-        <w:t>Published: 22 September 2023</w:t>
-      </w:r>
-    </w:p>
-    <w:p>
-      <w:pPr>
-        <w:ind w:left="720"/>
-        <w:rPr>
-          <w:rFonts w:ascii="Aptos" w:eastAsia="Aptos" w:hAnsi="Aptos" w:cs="Aptos"/>
-        </w:rPr>
-      </w:pPr>
-      <w:hyperlink r:id="rId6">
-        <w:r>
-          <w:rPr>
-            <w:rStyle w:val="Hyperlink"/>
-            <w:rFonts w:ascii="Aptos" w:eastAsia="Aptos" w:hAnsi="Aptos" w:cs="Aptos"/>
-          </w:rPr>
-          <w:t>https://link.springer.com/article/10.1007/s11845-023-03511-6</w:t>
-        </w:r>
-      </w:hyperlink>
-      <w:r>
-        <w:rPr>
-          <w:rFonts w:ascii="Aptos" w:eastAsia="Aptos" w:hAnsi="Aptos" w:cs="Aptos"/>
-        </w:rPr>
-        <w:t xml:space="preserve"> </w:t>
-      </w:r>
-    </w:p>
-    <w:p>
-      <w:pPr>
-        <w:ind w:left="720"/>
-        <w:rPr>
-          <w:rFonts w:ascii="Aptos" w:eastAsia="Aptos" w:hAnsi="Aptos" w:cs="Aptos"/>
-        </w:rPr>
-      </w:pPr>
-    </w:p>
-    <w:p>
-      <w:pPr>
-        <w:pStyle w:val="ListParagraph"/>
-        <w:numPr>
-          <w:ilvl w:val="0"/>
-          <w:numId w:val="6"/>
-        </w:numPr>
-        <w:rPr>
-          <w:rFonts w:ascii="Aptos" w:eastAsia="Aptos" w:hAnsi="Aptos" w:cs="Aptos"/>
-        </w:rPr>
-      </w:pPr>
-      <w:r>
-        <w:rPr>
-          <w:rFonts w:ascii="Aptos" w:eastAsia="Aptos" w:hAnsi="Aptos" w:cs="Aptos"/>
-        </w:rPr>
-        <w:t xml:space="preserve">M. A. Khatun, S. F. Memon, C. Eising and L. L. </w:t>
-      </w:r>
-      <w:proofErr w:type="spellStart"/>
-      <w:r>
-        <w:rPr>
-          <w:rFonts w:ascii="Aptos" w:eastAsia="Aptos" w:hAnsi="Aptos" w:cs="Aptos"/>
-        </w:rPr>
-        <w:t>Dhirani</w:t>
-      </w:r>
-      <w:proofErr w:type="spellEnd"/>
-      <w:r>
-        <w:rPr>
-          <w:rFonts w:ascii="Aptos" w:eastAsia="Aptos" w:hAnsi="Aptos" w:cs="Aptos"/>
-        </w:rPr>
-        <w:t xml:space="preserve">, "Machine Learning for Healthcare-IoT Security: A Review and Risk Mitigation," in IEEE Access, vol. 11, pp. 145869-145896, 2023, </w:t>
-      </w:r>
-      <w:proofErr w:type="spellStart"/>
-      <w:r>
-        <w:rPr>
-          <w:rFonts w:ascii="Aptos" w:eastAsia="Aptos" w:hAnsi="Aptos" w:cs="Aptos"/>
-        </w:rPr>
-        <w:t>doi</w:t>
-      </w:r>
-      <w:proofErr w:type="spellEnd"/>
-      <w:r>
-        <w:rPr>
-          <w:rFonts w:ascii="Aptos" w:eastAsia="Aptos" w:hAnsi="Aptos" w:cs="Aptos"/>
-        </w:rPr>
-        <w:t>: 10.1109/ACCESS.2023.3346320.</w:t>
-      </w:r>
-    </w:p>
-    <w:p>
-      <w:pPr>
-        <w:ind w:left="720"/>
-      </w:pPr>
-      <w:r>
-        <w:rPr>
-          <w:rFonts w:ascii="Aptos" w:eastAsia="Aptos" w:hAnsi="Aptos" w:cs="Aptos"/>
-        </w:rPr>
-        <w:t xml:space="preserve">keywords: {Medical </w:t>
+        <w:t xml:space="preserve">: 10.1109/AEECA52519.2021.9574276. keywords: {Cloud </w:t>
       </w:r>
       <w:proofErr w:type="spellStart"/>
       <w:proofErr w:type="gramStart"/>
       <w:r>
-        <w:rPr>
-          <w:rFonts w:ascii="Aptos" w:eastAsia="Aptos" w:hAnsi="Aptos" w:cs="Aptos"/>
-        </w:rPr>
-        <w:t>services;Internet</w:t>
+        <w:t>computing;Data</w:t>
       </w:r>
       <w:proofErr w:type="spellEnd"/>
       <w:proofErr w:type="gramEnd"/>
       <w:r>
-        <w:rPr>
-          <w:rFonts w:ascii="Aptos" w:eastAsia="Aptos" w:hAnsi="Aptos" w:cs="Aptos"/>
-        </w:rPr>
-        <w:t xml:space="preserve"> of </w:t>
+        <w:t xml:space="preserve"> </w:t>
       </w:r>
       <w:proofErr w:type="spellStart"/>
       <w:proofErr w:type="gramStart"/>
       <w:r>
-        <w:rPr>
-          <w:rFonts w:ascii="Aptos" w:eastAsia="Aptos" w:hAnsi="Aptos" w:cs="Aptos"/>
-        </w:rPr>
-        <w:t>Things;Security</w:t>
-      </w:r>
-      <w:proofErr w:type="gramEnd"/>
-      <w:r>
-        <w:rPr>
-          <w:rFonts w:ascii="Aptos" w:eastAsia="Aptos" w:hAnsi="Aptos" w:cs="Aptos"/>
-        </w:rPr>
-        <w:t>;</w:t>
-      </w:r>
-      <w:proofErr w:type="gramStart"/>
-      <w:r>
-        <w:rPr>
-          <w:rFonts w:ascii="Aptos" w:eastAsia="Aptos" w:hAnsi="Aptos" w:cs="Aptos"/>
-        </w:rPr>
-        <w:t>Sensors;Machine</w:t>
+        <w:t>security;Cloud</w:t>
       </w:r>
       <w:proofErr w:type="spellEnd"/>
       <w:proofErr w:type="gramEnd"/>
       <w:r>
-        <w:rPr>
-          <w:rFonts w:ascii="Aptos" w:eastAsia="Aptos" w:hAnsi="Aptos" w:cs="Aptos"/>
-        </w:rPr>
-        <w:t xml:space="preserve"> </w:t>
+        <w:t xml:space="preserve"> computing </w:t>
       </w:r>
       <w:proofErr w:type="spellStart"/>
       <w:proofErr w:type="gramStart"/>
       <w:r>
-        <w:rPr>
-          <w:rFonts w:ascii="Aptos" w:eastAsia="Aptos" w:hAnsi="Aptos" w:cs="Aptos"/>
-        </w:rPr>
-        <w:t>learning;Temperature</w:t>
+        <w:t>security;Information</w:t>
       </w:r>
       <w:proofErr w:type="spellEnd"/>
       <w:proofErr w:type="gramEnd"/>
       <w:r>
-        <w:rPr>
-          <w:rFonts w:ascii="Aptos" w:eastAsia="Aptos" w:hAnsi="Aptos" w:cs="Aptos"/>
-        </w:rPr>
         <w:t xml:space="preserve"> </w:t>
       </w:r>
       <w:proofErr w:type="spellStart"/>
       <w:proofErr w:type="gramStart"/>
       <w:r>
-        <w:rPr>
-          <w:rFonts w:ascii="Aptos" w:eastAsia="Aptos" w:hAnsi="Aptos" w:cs="Aptos"/>
-        </w:rPr>
-        <w:t>sensors;Monitoring</w:t>
-      </w:r>
-      <w:proofErr w:type="gramEnd"/>
-      <w:r>
-        <w:rPr>
-          <w:rFonts w:ascii="Aptos" w:eastAsia="Aptos" w:hAnsi="Aptos" w:cs="Aptos"/>
-        </w:rPr>
-        <w:t>;Healthcare-</w:t>
-      </w:r>
-      <w:proofErr w:type="gramStart"/>
-      <w:r>
-        <w:rPr>
-          <w:rFonts w:ascii="Aptos" w:eastAsia="Aptos" w:hAnsi="Aptos" w:cs="Aptos"/>
-        </w:rPr>
-        <w:t>IoT;generative</w:t>
+        <w:t>security;Network</w:t>
       </w:r>
       <w:proofErr w:type="spellEnd"/>
       <w:proofErr w:type="gramEnd"/>
       <w:r>
-        <w:rPr>
-          <w:rFonts w:ascii="Aptos" w:eastAsia="Aptos" w:hAnsi="Aptos" w:cs="Aptos"/>
-        </w:rPr>
-        <w:t xml:space="preserve"> AI;5G-</w:t>
-      </w:r>
-      <w:proofErr w:type="gramStart"/>
-      <w:r>
-        <w:rPr>
-          <w:rFonts w:ascii="Aptos" w:eastAsia="Aptos" w:hAnsi="Aptos" w:cs="Aptos"/>
-        </w:rPr>
-        <w:t>IoT;security</w:t>
-      </w:r>
-      <w:proofErr w:type="gramEnd"/>
-      <w:r>
-        <w:rPr>
-          <w:rFonts w:ascii="Aptos" w:eastAsia="Aptos" w:hAnsi="Aptos" w:cs="Aptos"/>
-        </w:rPr>
-        <w:t xml:space="preserve"> and privacy </w:t>
+        <w:t xml:space="preserve"> </w:t>
       </w:r>
       <w:proofErr w:type="spellStart"/>
       <w:proofErr w:type="gramStart"/>
       <w:r>
-        <w:rPr>
-          <w:rFonts w:ascii="Aptos" w:eastAsia="Aptos" w:hAnsi="Aptos" w:cs="Aptos"/>
-        </w:rPr>
-        <w:t>challenges;cybersecurity</w:t>
+        <w:t>security;Security</w:t>
       </w:r>
       <w:proofErr w:type="gramEnd"/>
       <w:r>
-        <w:rPr>
-          <w:rFonts w:ascii="Aptos" w:eastAsia="Aptos" w:hAnsi="Aptos" w:cs="Aptos"/>
-        </w:rPr>
         <w:t>;</w:t>
       </w:r>
       <w:proofErr w:type="gramStart"/>
       <w:r>
-        <w:rPr>
-          <w:rFonts w:ascii="Aptos" w:eastAsia="Aptos" w:hAnsi="Aptos" w:cs="Aptos"/>
-        </w:rPr>
-        <w:t>attacks;anomaly</w:t>
+        <w:t>Servers;Cloud</w:t>
       </w:r>
       <w:proofErr w:type="spellEnd"/>
       <w:proofErr w:type="gramEnd"/>
       <w:r>
-        <w:rPr>
-          <w:rFonts w:ascii="Aptos" w:eastAsia="Aptos" w:hAnsi="Aptos" w:cs="Aptos"/>
-        </w:rPr>
         <w:t xml:space="preserve"> </w:t>
       </w:r>
       <w:proofErr w:type="spellStart"/>
       <w:proofErr w:type="gramStart"/>
       <w:r>
-        <w:rPr>
-          <w:rFonts w:ascii="Aptos" w:eastAsia="Aptos" w:hAnsi="Aptos" w:cs="Aptos"/>
-        </w:rPr>
-        <w:t>detection;machine</w:t>
+        <w:t>computing;Information</w:t>
       </w:r>
       <w:proofErr w:type="spellEnd"/>
       <w:proofErr w:type="gramEnd"/>
       <w:r>
-        <w:rPr>
-          <w:rFonts w:ascii="Aptos" w:eastAsia="Aptos" w:hAnsi="Aptos" w:cs="Aptos"/>
-        </w:rPr>
         <w:t xml:space="preserve"> </w:t>
       </w:r>
       <w:proofErr w:type="spellStart"/>
       <w:proofErr w:type="gramStart"/>
       <w:r>
-        <w:rPr>
-          <w:rFonts w:ascii="Aptos" w:eastAsia="Aptos" w:hAnsi="Aptos" w:cs="Aptos"/>
-        </w:rPr>
-        <w:t>learning;deep</w:t>
+        <w:t>security;SDN</w:t>
       </w:r>
       <w:proofErr w:type="spellEnd"/>
       <w:proofErr w:type="gramEnd"/>
       <w:r>
-        <w:rPr>
-          <w:rFonts w:ascii="Aptos" w:eastAsia="Aptos" w:hAnsi="Aptos" w:cs="Aptos"/>
-        </w:rPr>
-        <w:t xml:space="preserve"> </w:t>
-      </w:r>
-      <w:proofErr w:type="spellStart"/>
-      <w:proofErr w:type="gramStart"/>
-      <w:r>
-        <w:rPr>
-          <w:rFonts w:ascii="Aptos" w:eastAsia="Aptos" w:hAnsi="Aptos" w:cs="Aptos"/>
-        </w:rPr>
-        <w:t>learning;mitigation</w:t>
-      </w:r>
-      <w:proofErr w:type="spellEnd"/>
-      <w:proofErr w:type="gramEnd"/>
-      <w:r>
-        <w:rPr>
-          <w:rFonts w:ascii="Aptos" w:eastAsia="Aptos" w:hAnsi="Aptos" w:cs="Aptos"/>
-        </w:rPr>
-        <w:t xml:space="preserve"> techniques;5G NR},</w:t>
-      </w:r>
-    </w:p>
-    <w:p>
-      <w:pPr>
-        <w:ind w:left="720"/>
-      </w:pPr>
-      <w:hyperlink r:id="rId7">
-        <w:r>
-          <w:rPr>
-            <w:rStyle w:val="Hyperlink"/>
-            <w:rFonts w:ascii="Aptos" w:eastAsia="Aptos" w:hAnsi="Aptos" w:cs="Aptos"/>
-          </w:rPr>
-          <w:t>https://doi.org/10.1109/ACCESS.2023.3346320</w:t>
-        </w:r>
-      </w:hyperlink>
-    </w:p>
-    <w:p>
-      <w:pPr>
-        <w:ind w:left="720"/>
-        <w:rPr>
-          <w:rFonts w:ascii="Aptos" w:eastAsia="Aptos" w:hAnsi="Aptos" w:cs="Aptos"/>
-        </w:rPr>
-      </w:pPr>
-    </w:p>
-    <w:p>
-      <w:pPr>
-        <w:pStyle w:val="ListParagraph"/>
-        <w:numPr>
-          <w:ilvl w:val="0"/>
-          <w:numId w:val="4"/>
-        </w:numPr>
-        <w:rPr>
-          <w:rFonts w:ascii="Times New Roman" w:eastAsia="Times New Roman" w:hAnsi="Times New Roman" w:cs="Times New Roman"/>
-          <w:color w:val="333333"/>
-        </w:rPr>
-      </w:pPr>
-      <w:r>
-        <w:rPr>
-          <w:rFonts w:ascii="Times New Roman" w:eastAsia="Times New Roman" w:hAnsi="Times New Roman" w:cs="Times New Roman"/>
-          <w:color w:val="333333"/>
-        </w:rPr>
-        <w:lastRenderedPageBreak/>
-        <w:t xml:space="preserve">Antonio López Martínez, Manuel Gil Pérez, and Antonio Ruiz-Martínez. 2023. A Comprehensive Review of the State-of-the-Art on Security and Privacy Issues in Healthcare. ACM Comput. </w:t>
-      </w:r>
-      <w:proofErr w:type="spellStart"/>
-      <w:r>
-        <w:rPr>
-          <w:rFonts w:ascii="Times New Roman" w:eastAsia="Times New Roman" w:hAnsi="Times New Roman" w:cs="Times New Roman"/>
-          <w:color w:val="333333"/>
-        </w:rPr>
-        <w:t>Surv</w:t>
-      </w:r>
-      <w:proofErr w:type="spellEnd"/>
-      <w:r>
-        <w:rPr>
-          <w:rFonts w:ascii="Times New Roman" w:eastAsia="Times New Roman" w:hAnsi="Times New Roman" w:cs="Times New Roman"/>
-          <w:color w:val="333333"/>
-        </w:rPr>
-        <w:t xml:space="preserve">. 55, 12, Article 249 (December 2023), 38 pages. </w:t>
-      </w:r>
-    </w:p>
-    <w:p>
-      <w:pPr>
-        <w:pStyle w:val="ListParagraph"/>
-        <w:rPr>
-          <w:rFonts w:ascii="Times New Roman" w:eastAsia="Times New Roman" w:hAnsi="Times New Roman" w:cs="Times New Roman"/>
-          <w:color w:val="333333"/>
-        </w:rPr>
-      </w:pPr>
-      <w:hyperlink r:id="rId8">
-        <w:r>
-          <w:rPr>
-            <w:rStyle w:val="Hyperlink"/>
-            <w:rFonts w:ascii="Times New Roman" w:eastAsia="Times New Roman" w:hAnsi="Times New Roman" w:cs="Times New Roman"/>
-          </w:rPr>
-          <w:t>https://doi.org/10.1145/3571156</w:t>
-        </w:r>
-      </w:hyperlink>
-    </w:p>
-    <w:p/>
-    <w:p>
-      <w:pPr>
-        <w:rPr>
-          <w:b/>
-          <w:bCs/>
-        </w:rPr>
-      </w:pPr>
-      <w:r>
-        <w:t xml:space="preserve">Topic 2: </w:t>
-      </w:r>
-      <w:r>
-        <w:rPr>
-          <w:b/>
-          <w:bCs/>
-        </w:rPr>
-        <w:t>Developing a cloud data governance framework</w:t>
-      </w:r>
-    </w:p>
-    <w:p>
-      <w:r>
-        <w:t>This framework will help implement data governance in cloud environments.</w:t>
-      </w:r>
-    </w:p>
-    <w:p/>
-    <w:p>
-      <w:pPr>
-        <w:rPr>
-          <w:b/>
-          <w:bCs/>
-        </w:rPr>
-      </w:pPr>
-      <w:r>
-        <w:rPr>
-          <w:b/>
-          <w:bCs/>
-        </w:rPr>
-        <w:t>Conference paper:</w:t>
-      </w:r>
-    </w:p>
-    <w:p>
-      <w:r>
-        <w:t xml:space="preserve">Taarika Hegde, Josh Gangl, Stanislav Babenko, and Joel Coffman. 2024. Cloud Security Frameworks: A Comparison to Evaluate Cloud Control Standards. In Proceedings of the IEEE/ACM 16th International Conference on Utility and Cloud Computing (UCC '23). Association for Computing Machinery, New York, NY, USA, Article 58, 1–6. </w:t>
-      </w:r>
-      <w:hyperlink r:id="rId9">
+        <w:t>},</w:t>
+      </w:r>
+    </w:p>
+    <w:p>
+      <w:hyperlink r:id="rId5" w:history="1">
         <w:r>
           <w:rPr>
             <w:rStyle w:val="Hyperlink"/>
           </w:rPr>
-          <w:t>https://doi.org/10.1145/3603166.3632553</w:t>
+          <w:t>https://ieeexplore.ieee.org/document/9574276</w:t>
         </w:r>
       </w:hyperlink>
+    </w:p>
+    <w:p/>
+    <w:p>
+      <w:r>
+        <w:t xml:space="preserve">V. Bs, M. Arvindhan and S. Kalimuthu, "The Crucial Function that Clouds Access Security Brokers Play in Ensuring the Safety of Cloud Computing," 2023 16th International Conference on Security of Information and Networks (SIN), Jaipur, India, 2023, pp. 1-5, </w:t>
+      </w:r>
+      <w:proofErr w:type="spellStart"/>
+      <w:r>
+        <w:t>doi</w:t>
+      </w:r>
+      <w:proofErr w:type="spellEnd"/>
+      <w:r>
+        <w:t xml:space="preserve">: 10.1109/SIN60469.2023.10475014. keywords: {Cloud </w:t>
+      </w:r>
+      <w:proofErr w:type="spellStart"/>
+      <w:proofErr w:type="gramStart"/>
+      <w:r>
+        <w:t>computing;Privacy</w:t>
+      </w:r>
+      <w:proofErr w:type="gramEnd"/>
+      <w:r>
+        <w:t>;Standards</w:t>
+      </w:r>
+      <w:proofErr w:type="spellEnd"/>
+      <w:r>
+        <w:t xml:space="preserve"> </w:t>
+      </w:r>
+      <w:proofErr w:type="spellStart"/>
+      <w:proofErr w:type="gramStart"/>
+      <w:r>
+        <w:t>organizations;Pricing</w:t>
+      </w:r>
+      <w:proofErr w:type="gramEnd"/>
+      <w:r>
+        <w:t>;</w:t>
+      </w:r>
+      <w:proofErr w:type="gramStart"/>
+      <w:r>
+        <w:t>Software;Safety</w:t>
+      </w:r>
+      <w:proofErr w:type="gramEnd"/>
+      <w:r>
+        <w:t>;</w:t>
+      </w:r>
+      <w:proofErr w:type="gramStart"/>
+      <w:r>
+        <w:t>Security;Cloud</w:t>
+      </w:r>
+      <w:proofErr w:type="spellEnd"/>
+      <w:proofErr w:type="gramEnd"/>
+      <w:r>
+        <w:t xml:space="preserve"> </w:t>
+      </w:r>
+      <w:proofErr w:type="spellStart"/>
+      <w:proofErr w:type="gramStart"/>
+      <w:r>
+        <w:t>Security;Cloud</w:t>
+      </w:r>
+      <w:proofErr w:type="spellEnd"/>
+      <w:proofErr w:type="gramEnd"/>
+      <w:r>
+        <w:t xml:space="preserve"> Access </w:t>
+      </w:r>
+      <w:proofErr w:type="spellStart"/>
+      <w:proofErr w:type="gramStart"/>
+      <w:r>
+        <w:t>Control;Document</w:t>
+      </w:r>
+      <w:proofErr w:type="spellEnd"/>
+      <w:proofErr w:type="gramEnd"/>
+      <w:r>
+        <w:t xml:space="preserve"> Sharing Data </w:t>
+      </w:r>
+      <w:proofErr w:type="spellStart"/>
+      <w:proofErr w:type="gramStart"/>
+      <w:r>
+        <w:t>Security;Cryptography</w:t>
+      </w:r>
+      <w:proofErr w:type="gramEnd"/>
+      <w:r>
+        <w:t>;Data</w:t>
+      </w:r>
+      <w:proofErr w:type="spellEnd"/>
+      <w:r>
+        <w:t xml:space="preserve"> </w:t>
+      </w:r>
+      <w:proofErr w:type="spellStart"/>
+      <w:proofErr w:type="gramStart"/>
+      <w:r>
+        <w:t>Protection;Performance</w:t>
+      </w:r>
+      <w:proofErr w:type="spellEnd"/>
+      <w:proofErr w:type="gramEnd"/>
+      <w:r>
+        <w:t xml:space="preserve"> </w:t>
+      </w:r>
+      <w:proofErr w:type="spellStart"/>
+      <w:proofErr w:type="gramStart"/>
+      <w:r>
+        <w:t>Variation;Commodity</w:t>
+      </w:r>
+      <w:proofErr w:type="spellEnd"/>
+      <w:proofErr w:type="gramEnd"/>
+      <w:r>
+        <w:t xml:space="preserve"> and Brokers},</w:t>
+      </w:r>
+    </w:p>
+    <w:p>
+      <w:hyperlink r:id="rId6" w:history="1">
+        <w:r>
+          <w:rPr>
+            <w:rStyle w:val="Hyperlink"/>
+          </w:rPr>
+          <w:t>https://ieeexplore.ieee.org/document/10475014</w:t>
+        </w:r>
+      </w:hyperlink>
+    </w:p>
+    <w:p/>
+    <w:p>
+      <w:r>
+        <w:t xml:space="preserve">P. Rajasekar, K. Kalaiselvi, R. Shanmugam, S. Tamilselvan and A. P. Pandian, "Advancing Cloud Security Frameworks Implementing Distributed Ledger Technology for Robust Data Protection and Decentralized Security Management in Cloud Computing Environments," 2024 Second International Conference on Advances in Information Technology (ICAIT), </w:t>
+      </w:r>
+      <w:proofErr w:type="spellStart"/>
+      <w:r>
+        <w:t>Chikkamagaluru</w:t>
+      </w:r>
+      <w:proofErr w:type="spellEnd"/>
+      <w:r>
+        <w:t xml:space="preserve">, Karnataka, India, 2024, pp. 1-6, </w:t>
+      </w:r>
+      <w:proofErr w:type="spellStart"/>
+      <w:r>
+        <w:t>doi</w:t>
+      </w:r>
+      <w:proofErr w:type="spellEnd"/>
+      <w:r>
+        <w:t xml:space="preserve">: 10.1109/ICAIT61638.2024.10690718. keywords: {Distributed </w:t>
+      </w:r>
+      <w:proofErr w:type="spellStart"/>
+      <w:proofErr w:type="gramStart"/>
+      <w:r>
+        <w:t>ledger;Cloud</w:t>
+      </w:r>
+      <w:proofErr w:type="spellEnd"/>
+      <w:proofErr w:type="gramEnd"/>
+      <w:r>
+        <w:t xml:space="preserve"> computing </w:t>
+      </w:r>
+      <w:proofErr w:type="spellStart"/>
+      <w:proofErr w:type="gramStart"/>
+      <w:r>
+        <w:t>security;Security</w:t>
+      </w:r>
+      <w:proofErr w:type="spellEnd"/>
+      <w:proofErr w:type="gramEnd"/>
+      <w:r>
+        <w:t xml:space="preserve"> </w:t>
+      </w:r>
+      <w:proofErr w:type="spellStart"/>
+      <w:proofErr w:type="gramStart"/>
+      <w:r>
+        <w:t>management;Scalability</w:t>
+      </w:r>
+      <w:proofErr w:type="gramEnd"/>
+      <w:r>
+        <w:t>;Data</w:t>
+      </w:r>
+      <w:proofErr w:type="spellEnd"/>
+      <w:r>
+        <w:t xml:space="preserve"> </w:t>
+      </w:r>
+      <w:proofErr w:type="spellStart"/>
+      <w:proofErr w:type="gramStart"/>
+      <w:r>
+        <w:t>protection;Organizations</w:t>
+      </w:r>
+      <w:proofErr w:type="gramEnd"/>
+      <w:r>
+        <w:t>;Computer</w:t>
+      </w:r>
+      <w:proofErr w:type="spellEnd"/>
+      <w:r>
+        <w:t xml:space="preserve"> </w:t>
+      </w:r>
+      <w:proofErr w:type="spellStart"/>
+      <w:proofErr w:type="gramStart"/>
+      <w:r>
+        <w:t>architecture;Security</w:t>
+      </w:r>
+      <w:proofErr w:type="gramEnd"/>
+      <w:r>
+        <w:t>;</w:t>
+      </w:r>
+      <w:proofErr w:type="gramStart"/>
+      <w:r>
+        <w:t>Tuning;Resilience</w:t>
+      </w:r>
+      <w:proofErr w:type="gramEnd"/>
+      <w:r>
+        <w:t>;Cloud</w:t>
+      </w:r>
+      <w:proofErr w:type="spellEnd"/>
+      <w:r>
+        <w:t xml:space="preserve"> </w:t>
+      </w:r>
+      <w:proofErr w:type="spellStart"/>
+      <w:proofErr w:type="gramStart"/>
+      <w:r>
+        <w:t>Computing;Distributed</w:t>
+      </w:r>
+      <w:proofErr w:type="spellEnd"/>
+      <w:proofErr w:type="gramEnd"/>
+      <w:r>
+        <w:t xml:space="preserve"> Ledger </w:t>
+      </w:r>
+      <w:proofErr w:type="spellStart"/>
+      <w:proofErr w:type="gramStart"/>
+      <w:r>
+        <w:t>Technology;Blockchain</w:t>
+      </w:r>
+      <w:proofErr w:type="gramEnd"/>
+      <w:r>
+        <w:t>;Cloud</w:t>
+      </w:r>
+      <w:proofErr w:type="spellEnd"/>
+      <w:r>
+        <w:t xml:space="preserve"> </w:t>
+      </w:r>
+      <w:proofErr w:type="spellStart"/>
+      <w:proofErr w:type="gramStart"/>
+      <w:r>
+        <w:t>Security;Data</w:t>
+      </w:r>
+      <w:proofErr w:type="spellEnd"/>
+      <w:proofErr w:type="gramEnd"/>
+      <w:r>
+        <w:t xml:space="preserve"> </w:t>
+      </w:r>
+      <w:proofErr w:type="spellStart"/>
+      <w:proofErr w:type="gramStart"/>
+      <w:r>
+        <w:t>Protection;Decentralized</w:t>
+      </w:r>
+      <w:proofErr w:type="spellEnd"/>
+      <w:proofErr w:type="gramEnd"/>
+      <w:r>
+        <w:t xml:space="preserve"> Security </w:t>
+      </w:r>
+      <w:proofErr w:type="spellStart"/>
+      <w:proofErr w:type="gramStart"/>
+      <w:r>
+        <w:t>Management;Identity</w:t>
+      </w:r>
+      <w:proofErr w:type="spellEnd"/>
+      <w:proofErr w:type="gramEnd"/>
+      <w:r>
+        <w:t xml:space="preserve"> </w:t>
+      </w:r>
+      <w:proofErr w:type="spellStart"/>
+      <w:proofErr w:type="gramStart"/>
+      <w:r>
+        <w:t>Management;Secure</w:t>
+      </w:r>
+      <w:proofErr w:type="spellEnd"/>
+      <w:proofErr w:type="gramEnd"/>
+      <w:r>
+        <w:t xml:space="preserve"> Data Sharing},</w:t>
+      </w:r>
+    </w:p>
+    <w:p>
+      <w:pPr>
+        <w:rPr>
+          <w:b/>
+          <w:bCs/>
+        </w:rPr>
+      </w:pPr>
+      <w:hyperlink r:id="rId7" w:history="1">
+        <w:r>
+          <w:rPr>
+            <w:rStyle w:val="Hyperlink"/>
+          </w:rPr>
+          <w:t>https://ieeexplore.ieee.org/document/10690718</w:t>
+        </w:r>
+      </w:hyperlink>
+    </w:p>
+    <w:p>
+      <w:pPr>
+        <w:rPr>
+          <w:b/>
+          <w:bCs/>
+        </w:rPr>
+      </w:pPr>
+    </w:p>
+    <w:p>
+      <w:pPr>
+        <w:rPr>
+          <w:b/>
+          <w:bCs/>
+        </w:rPr>
+      </w:pPr>
+    </w:p>
+    <w:p>
+      <w:pPr>
+        <w:rPr>
+          <w:b/>
+          <w:bCs/>
+        </w:rPr>
+      </w:pPr>
+    </w:p>
+    <w:p>
+      <w:r>
+        <w:rPr>
+          <w:b/>
+          <w:bCs/>
+        </w:rPr>
+        <w:lastRenderedPageBreak/>
+        <w:t>Topic 2:</w:t>
+      </w:r>
+      <w:r>
+        <w:t xml:space="preserve"> Analysis of Insider-Threat Models and Detection Strategies for Cloud-Hosted Enterprise Data Lakes</w:t>
+      </w:r>
+    </w:p>
+    <w:p>
+      <w:hyperlink r:id="rId8" w:history="1">
+        <w:r>
+          <w:rPr>
+            <w:rStyle w:val="Hyperlink"/>
+          </w:rPr>
+          <w:t>https://wjaets.com/sites/default/files/WJAETS-2023-0304.pdf</w:t>
+        </w:r>
+      </w:hyperlink>
+    </w:p>
+    <w:p>
+      <w:pPr>
+        <w:rPr>
+          <w:b/>
+          <w:bCs/>
+        </w:rPr>
+      </w:pPr>
+      <w:r>
+        <w:rPr>
+          <w:b/>
+          <w:bCs/>
+        </w:rPr>
+        <w:t>Background</w:t>
+      </w:r>
+    </w:p>
+    <w:p>
+      <w:r>
+        <w:t>Enterprise data lakes centralize vast amounts of sensitive business data in the cloud. Insider threats (malicious or negligent employees/contractors) pose significant risks, often harder to detect than external attacks.</w:t>
+      </w:r>
+    </w:p>
+    <w:p>
+      <w:pPr>
+        <w:rPr>
+          <w:b/>
+          <w:bCs/>
+        </w:rPr>
+      </w:pPr>
+      <w:r>
+        <w:rPr>
+          <w:b/>
+          <w:bCs/>
+        </w:rPr>
+        <w:t>Aims</w:t>
+      </w:r>
+    </w:p>
+    <w:p>
+      <w:r>
+        <w:t>To analyze insider threat models in enterprise data-lake environments.</w:t>
+      </w:r>
+    </w:p>
+    <w:p>
+      <w:r>
+        <w:t>To evaluate the effectiveness of detection strategies (anomaly detection, behavior profiling).</w:t>
+      </w:r>
+    </w:p>
+    <w:p>
+      <w:r>
+        <w:t>To identify gaps in current monitoring and governance solutions.</w:t>
+      </w:r>
+    </w:p>
+    <w:p>
+      <w:pPr>
+        <w:rPr>
+          <w:b/>
+          <w:bCs/>
+        </w:rPr>
+      </w:pPr>
+      <w:r>
+        <w:rPr>
+          <w:b/>
+          <w:bCs/>
+        </w:rPr>
+        <w:t>Research Questions</w:t>
+      </w:r>
+    </w:p>
+    <w:p>
+      <w:r>
+        <w:t>What are the primary insider threat scenarios in cloud-hosted data lakes?</w:t>
+      </w:r>
+    </w:p>
+    <w:p>
+      <w:r>
+        <w:t>How effective are existing detection and monitoring mechanisms?</w:t>
+      </w:r>
+    </w:p>
+    <w:p>
+      <w:r>
+        <w:t>Can combining technical monitoring with organizational controls reduce insider risks?</w:t>
+      </w:r>
+    </w:p>
+    <w:p>
+      <w:pPr>
+        <w:rPr>
+          <w:b/>
+          <w:bCs/>
+        </w:rPr>
+      </w:pPr>
+      <w:r>
+        <w:rPr>
+          <w:b/>
+          <w:bCs/>
+        </w:rPr>
+        <w:t>Methodology</w:t>
+      </w:r>
+    </w:p>
+    <w:p>
+      <w:r>
+        <w:t>Literature review of insider threat frameworks and detection methods.</w:t>
+      </w:r>
+    </w:p>
+    <w:p>
+      <w:r>
+        <w:t>Classification of real-world insider incidents in enterprise data lakes.</w:t>
+      </w:r>
+    </w:p>
+    <w:p>
+      <w:r>
+        <w:t>Comparative analysis of anomaly-detection techniques using documented case studies.</w:t>
+      </w:r>
+    </w:p>
+    <w:p>
+      <w:pPr>
+        <w:rPr>
+          <w:b/>
+          <w:bCs/>
+        </w:rPr>
+      </w:pPr>
+      <w:r>
+        <w:rPr>
+          <w:b/>
+          <w:bCs/>
+        </w:rPr>
+        <w:t>Expected Deliverables</w:t>
+      </w:r>
+    </w:p>
+    <w:p>
+      <w:r>
+        <w:t>A taxonomy of insider threats in enterprise cloud data lakes.</w:t>
+      </w:r>
+    </w:p>
+    <w:p>
+      <w:r>
+        <w:t>Comparative assessment of detection strategies.</w:t>
+      </w:r>
+    </w:p>
+    <w:p>
+      <w:r>
+        <w:t>A proposed guideline for enterprises to mitigate insider risks.</w:t>
+      </w:r>
     </w:p>
     <w:p/>
     <w:p/>
     <w:p/>
-    <w:p/>
-    <w:p>
-      <w:pPr>
-        <w:rPr>
-          <w:b/>
-          <w:bCs/>
-        </w:rPr>
-      </w:pPr>
-    </w:p>
-    <w:p>
-      <w:pPr>
-        <w:rPr>
-          <w:b/>
-          <w:bCs/>
-        </w:rPr>
-      </w:pPr>
-    </w:p>
-    <w:p>
-      <w:pPr>
-        <w:rPr>
-          <w:b/>
-          <w:bCs/>
-        </w:rPr>
-      </w:pPr>
-    </w:p>
-    <w:p>
-      <w:pPr>
-        <w:rPr>
-          <w:b/>
-          <w:bCs/>
-        </w:rPr>
-      </w:pPr>
-    </w:p>
-    <w:p>
-      <w:pPr>
-        <w:rPr>
-          <w:b/>
-          <w:bCs/>
-        </w:rPr>
-      </w:pPr>
-    </w:p>
-    <w:p>
-      <w:pPr>
-        <w:rPr>
-          <w:b/>
-          <w:bCs/>
-        </w:rPr>
-      </w:pPr>
-    </w:p>
-    <w:p>
-      <w:pPr>
-        <w:rPr>
-          <w:b/>
-          <w:bCs/>
-        </w:rPr>
-      </w:pPr>
-    </w:p>
-    <w:p>
-      <w:pPr>
-        <w:rPr>
-          <w:b/>
-          <w:bCs/>
-        </w:rPr>
-      </w:pPr>
-    </w:p>
-    <w:p>
-      <w:pPr>
-        <w:rPr>
-          <w:b/>
-          <w:bCs/>
-        </w:rPr>
-      </w:pPr>
-    </w:p>
-    <w:p>
-      <w:pPr>
-        <w:rPr>
-          <w:b/>
-          <w:bCs/>
-        </w:rPr>
-      </w:pPr>
-    </w:p>
-    <w:p>
-      <w:pPr>
-        <w:rPr>
-          <w:b/>
-          <w:bCs/>
-        </w:rPr>
-      </w:pPr>
-      <w:r>
-        <w:rPr>
-          <w:b/>
-          <w:bCs/>
-        </w:rPr>
-        <w:lastRenderedPageBreak/>
-        <w:t>NOTE:</w:t>
-      </w:r>
-    </w:p>
-    <w:p>
-      <w:pPr>
-        <w:pStyle w:val="ListParagraph"/>
-        <w:numPr>
-          <w:ilvl w:val="0"/>
-          <w:numId w:val="8"/>
-        </w:numPr>
-      </w:pPr>
-      <w:r>
-        <w:t>Checkout IEE</w:t>
-      </w:r>
-      <w:r>
-        <w:t xml:space="preserve">E/ACM for your research and project management </w:t>
-      </w:r>
-    </w:p>
-    <w:p>
-      <w:pPr>
-        <w:pStyle w:val="ListParagraph"/>
-        <w:numPr>
-          <w:ilvl w:val="0"/>
-          <w:numId w:val="8"/>
-        </w:numPr>
-      </w:pPr>
-      <w:r>
-        <w:t xml:space="preserve">Lit review </w:t>
-      </w:r>
-      <w:r>
-        <w:t xml:space="preserve">6 pages reviewing the papers </w:t>
-      </w:r>
-      <w:r>
-        <w:t>you've</w:t>
-      </w:r>
-      <w:r>
-        <w:t xml:space="preserve"> read, </w:t>
-      </w:r>
-      <w:r>
-        <w:t>what's</w:t>
-      </w:r>
-      <w:r>
-        <w:t xml:space="preserve"> the weakness</w:t>
-      </w:r>
-      <w:r>
-        <w:t xml:space="preserve"> of the paper</w:t>
-      </w:r>
-      <w:r>
-        <w:t xml:space="preserve">, and how does your work </w:t>
-      </w:r>
-      <w:r>
-        <w:t>challenge</w:t>
-      </w:r>
-      <w:r>
-        <w:t xml:space="preserve"> it or help it</w:t>
-      </w:r>
-      <w:r>
-        <w:t>.</w:t>
-      </w:r>
-    </w:p>
-    <w:p>
-      <w:pPr>
-        <w:pStyle w:val="ListParagraph"/>
-        <w:numPr>
-          <w:ilvl w:val="0"/>
-          <w:numId w:val="8"/>
-        </w:numPr>
-      </w:pPr>
-      <w:r>
-        <w:t xml:space="preserve">You </w:t>
-      </w:r>
-      <w:r>
-        <w:t>must</w:t>
-      </w:r>
-      <w:r>
-        <w:t xml:space="preserve"> find in a research paper to see the problem someone discovered and then you can work on </w:t>
-      </w:r>
-      <w:r>
-        <w:t>it, but</w:t>
-      </w:r>
-      <w:r>
-        <w:t xml:space="preserve"> </w:t>
-      </w:r>
-      <w:r>
-        <w:t>mustn't</w:t>
-      </w:r>
-      <w:r>
-        <w:t xml:space="preserve"> necessarily solv</w:t>
-      </w:r>
-      <w:r>
-        <w:t>e it</w:t>
-      </w:r>
-    </w:p>
-    <w:p/>
-    <w:p/>
-    <w:p/>
-    <w:p>
-      <w:pPr>
-        <w:spacing w:before="240" w:after="240"/>
-        <w:rPr>
-          <w:rFonts w:ascii="Aptos" w:eastAsia="Aptos" w:hAnsi="Aptos" w:cs="Aptos"/>
-          <w:b/>
-          <w:bCs/>
-        </w:rPr>
-      </w:pPr>
-    </w:p>
     <w:p>
       <w:pPr>
         <w:spacing w:before="240" w:after="240"/>
@@ -2759,6 +2763,30 @@
       <w:u w:val="single"/>
     </w:rPr>
   </w:style>
+  <w:style w:type="character" w:styleId="UnresolvedMention">
+    <w:name w:val="Unresolved Mention"/>
+    <w:basedOn w:val="DefaultParagraphFont"/>
+    <w:uiPriority w:val="99"/>
+    <w:semiHidden/>
+    <w:unhideWhenUsed/>
+    <w:rsid w:val="009D7602"/>
+    <w:rPr>
+      <w:color w:val="605E5C"/>
+      <w:shd w:val="clear" w:color="auto" w:fill="E1DFDD"/>
+    </w:rPr>
+  </w:style>
+  <w:style w:type="character" w:styleId="FollowedHyperlink">
+    <w:name w:val="FollowedHyperlink"/>
+    <w:basedOn w:val="DefaultParagraphFont"/>
+    <w:uiPriority w:val="99"/>
+    <w:semiHidden/>
+    <w:unhideWhenUsed/>
+    <w:rsid w:val="004028C5"/>
+    <w:rPr>
+      <w:color w:val="96607D" w:themeColor="followedHyperlink"/>
+      <w:u w:val="single"/>
+    </w:rPr>
+  </w:style>
 </w:styles>
 </file>
 
